--- a/pr-preview/pr-341/logistic-inference-handout.docx
+++ b/pr-preview/pr-341/logistic-inference-handout.docx
@@ -15,7 +15,7 @@
         <w:pStyle w:val="Date"/>
       </w:pPr>
       <w:r>
-        <w:t xml:space="preserve">Last modified: 2026-10-18 13:29:01 (PDT)</w:t>
+        <w:t xml:space="preserve">Last modified: 2026-10-18 14:27:47 (PDT)</w:t>
       </w:r>
     </w:p>
     <w:bookmarkStart w:id="13" w:name="introduction"/>

--- a/pr-preview/pr-341/logistic-inference-handout.docx
+++ b/pr-preview/pr-341/logistic-inference-handout.docx
@@ -15,7 +15,7 @@
         <w:pStyle w:val="Date"/>
       </w:pPr>
       <w:r>
-        <w:t xml:space="preserve">Last modified: 2026-10-18 14:27:47 (PDT)</w:t>
+        <w:t xml:space="preserve">Last modified: 2026-10-18 17:07:37 (PDT)</w:t>
       </w:r>
     </w:p>
     <w:bookmarkStart w:id="13" w:name="introduction"/>

--- a/pr-preview/pr-341/logistic-inference-handout.docx
+++ b/pr-preview/pr-341/logistic-inference-handout.docx
@@ -15,7 +15,7 @@
         <w:pStyle w:val="Date"/>
       </w:pPr>
       <w:r>
-        <w:t xml:space="preserve">Last modified: 2026-10-18 17:07:37 (PDT)</w:t>
+        <w:t xml:space="preserve">Last modified: 2026-10-18 22:00:53 (PDT)</w:t>
       </w:r>
     </w:p>
     <w:bookmarkStart w:id="13" w:name="introduction"/>

--- a/pr-preview/pr-341/logistic-inference-handout.docx
+++ b/pr-preview/pr-341/logistic-inference-handout.docx
@@ -15,7 +15,7 @@
         <w:pStyle w:val="Date"/>
       </w:pPr>
       <w:r>
-        <w:t xml:space="preserve">Last modified: 2026-10-18 22:00:53 (PDT)</w:t>
+        <w:t xml:space="preserve">Last modified: 2026-10-18 23:39:02 (PDT)</w:t>
       </w:r>
     </w:p>
     <w:bookmarkStart w:id="13" w:name="introduction"/>

--- a/pr-preview/pr-341/logistic-inference-handout.docx
+++ b/pr-preview/pr-341/logistic-inference-handout.docx
@@ -15,7 +15,7 @@
         <w:pStyle w:val="Date"/>
       </w:pPr>
       <w:r>
-        <w:t xml:space="preserve">Last modified: 2026-10-18 23:39:02 (PDT)</w:t>
+        <w:t xml:space="preserve">Last modified: 2026-10-19 00:34:20 (PDT)</w:t>
       </w:r>
     </w:p>
     <w:bookmarkStart w:id="13" w:name="introduction"/>

--- a/pr-preview/pr-341/logistic-inference-handout.docx
+++ b/pr-preview/pr-341/logistic-inference-handout.docx
@@ -15,10 +15,10 @@
         <w:pStyle w:val="Date"/>
       </w:pPr>
       <w:r>
-        <w:t xml:space="preserve">Last modified: 2026-10-19 00:34:20 (PDT)</w:t>
+        <w:t xml:space="preserve">Last modified: 2026-10-19 00:53:49 (PDT)</w:t>
       </w:r>
     </w:p>
-    <w:bookmarkStart w:id="13" w:name="introduction"/>
+    <w:bookmarkStart w:id="14" w:name="introduction"/>
     <w:p>
       <w:pPr>
         <w:pStyle w:val="Heading2"/>
@@ -85,7 +85,7 @@
         <w:t xml:space="preserve">.</w:t>
       </w:r>
     </w:p>
-    <w:bookmarkStart w:id="11" w:name="def-logistic-regression"/>
+    <w:bookmarkStart w:id="12" w:name="def-logistic-regression"/>
     <w:p>
       <w:pPr>
         <w:pStyle w:val="BodyText"/>
@@ -216,20 +216,31 @@
         <w:t xml:space="preserve"> </w:t>
       </w:r>
       <w:r>
-        <w:t xml:space="preserve">says that the outcomes are independent and that</w:t>
-      </w:r>
-      <w:r>
-        <w:t xml:space="preserve"> </w:t>
-      </w:r>
-      <w:r>
-        <w:t xml:space="preserve">[2]</w:t>
+        <w:t xml:space="preserve">says that the outcomes are</w:t>
+      </w:r>
+      <w:r>
+        <w:t xml:space="preserve"> </w:t>
+      </w:r>
+      <w:hyperlink r:id="rId10">
+        <w:r>
+          <w:rPr>
+            <w:rStyle w:val="Hyperlink"/>
+          </w:rPr>
+          <w:t xml:space="preserve">independent</w:t>
+        </w:r>
+      </w:hyperlink>
+      <w:r>
+        <w:t xml:space="preserve"> </w:t>
+      </w:r>
+      <w:r>
+        <w:t xml:space="preserve">and that</w:t>
       </w:r>
     </w:p>
     <w:p>
       <w:pPr>
         <w:pStyle w:val="BodyText"/>
       </w:pPr>
-      <w:bookmarkStart w:id="10" w:name="eq-logistic-model"/>
+      <w:bookmarkStart w:id="11" w:name="eq-logistic-model"/>
       <w:r>
         <w:t xml:space="preserve">$$
     \Pr\mathopen{}\left(Y_i= 1 \mid \mathord{\smash[b]{\underset{\raise.3ex\hbox{$\scriptstyle\sim$}}{x}}\vphantom{x}}_i\right)\mathclose{} = \pi_i
@@ -238,7 +249,7 @@
     \sigma\mathopen{}\left(u\right)\mathclose{} = \frac{1}{1 + e^{-u}},
      \qquad(1)$$</w:t>
       </w:r>
-      <w:bookmarkEnd w:id="10"/>
+      <w:bookmarkEnd w:id="11"/>
     </w:p>
     <w:p>
       <w:pPr>
@@ -398,8 +409,8 @@
         <w:t xml:space="preserve">.</w:t>
       </w:r>
     </w:p>
-    <w:bookmarkEnd w:id="11"/>
-    <w:bookmarkStart w:id="12" w:name="exm-logistic-regression"/>
+    <w:bookmarkEnd w:id="12"/>
+    <w:bookmarkStart w:id="13" w:name="exm-logistic-regression"/>
     <w:p>
       <w:pPr>
         <w:pStyle w:val="BodyText"/>
@@ -968,9 +979,9 @@
         <w:t xml:space="preserve">so the model fits both group proportions exactly.</w:t>
       </w:r>
     </w:p>
-    <w:bookmarkEnd w:id="12"/>
     <w:bookmarkEnd w:id="13"/>
-    <w:bookmarkStart w:id="31" w:name="deviance"/>
+    <w:bookmarkEnd w:id="14"/>
+    <w:bookmarkStart w:id="32" w:name="deviance"/>
     <w:p>
       <w:pPr>
         <w:pStyle w:val="Heading2"/>
@@ -979,7 +990,7 @@
         <w:t xml:space="preserve">2 Deviance</w:t>
       </w:r>
     </w:p>
-    <w:bookmarkStart w:id="15" w:name="def-deviance"/>
+    <w:bookmarkStart w:id="16" w:name="def-deviance"/>
     <w:p>
       <w:pPr>
         <w:pStyle w:val="FirstParagraph"/>
@@ -1075,14 +1086,14 @@
       <w:pPr>
         <w:pStyle w:val="BodyText"/>
       </w:pPr>
-      <w:bookmarkStart w:id="14" w:name="eq-deviance"/>
+      <w:bookmarkStart w:id="15" w:name="eq-deviance"/>
       <w:r>
         <w:t xml:space="preserve">$$
     D\stackrel{\text{def}}{=}-2 \, \ell\mathopen{}\left(\hat{\mathord{\smash[b]{\underset{\raise.3ex\hbox{$\scriptstyle\sim$}}{\beta}}\vphantom{\beta}}}\right)\mathclose{}
-    = -2 \sum_{i=1}^n\mathopen{}\left\{y_i\ln \hat\pi_i + \mathopen{}\left(1 - y_i\right)\mathclose{} \ln\mathopen{}\left(1 - \hat\pi_i\right)\mathclose{}\right\}\mathclose{},
+    = -2 \sum_{i=1}^n\mathopen{}\left\{y_i\ln \hat\pi_i + \mathopen{}\left(1 - y_i\right)\mathclose{} {\ln\mathopen{}\left(1 - \hat\pi_i\right)\mathclose{}}\right\}\mathclose{},
      \qquad(2)$$</w:t>
       </w:r>
-      <w:bookmarkEnd w:id="14"/>
+      <w:bookmarkEnd w:id="15"/>
     </w:p>
     <w:p>
       <w:pPr>
@@ -1121,7 +1132,7 @@
         <w:t xml:space="preserve">.</w:t>
       </w:r>
     </w:p>
-    <w:bookmarkEnd w:id="15"/>
+    <w:bookmarkEnd w:id="16"/>
     <w:tbl>
       <w:tblPr>
         <w:tblStyle w:val="Table"/>
@@ -1162,18 +1173,18 @@
                 <wp:inline>
                   <wp:extent cx="152400" cy="152400"/>
                   <wp:effectExtent b="0" l="0" r="0" t="0"/>
-                  <wp:docPr descr="" title="" id="17" name="Picture"/>
+                  <wp:docPr descr="" title="" id="18" name="Picture"/>
                   <a:graphic>
                     <a:graphicData uri="http://schemas.openxmlformats.org/drawingml/2006/picture">
                       <pic:pic>
                         <pic:nvPicPr>
-                          <pic:cNvPr descr="/opt/quarto/share/formats/docx/note.png" id="18" name="Picture"/>
+                          <pic:cNvPr descr="/opt/quarto/share/formats/docx/note.png" id="19" name="Picture"/>
                           <pic:cNvPicPr>
                             <a:picLocks noChangeArrowheads="1" noChangeAspect="1"/>
                           </pic:cNvPicPr>
                         </pic:nvPicPr>
                         <pic:blipFill>
-                          <a:blip r:embed="rId16"/>
+                          <a:blip r:embed="rId17"/>
                           <a:stretch>
                             <a:fillRect/>
                           </a:stretch>
@@ -1255,7 +1266,7 @@
         </w:tc>
       </w:tr>
     </w:tbl>
-    <w:bookmarkStart w:id="19" w:name="exm-deviance"/>
+    <w:bookmarkStart w:id="20" w:name="exm-deviance"/>
     <w:p>
       <w:pPr>
         <w:pStyle w:val="BodyText"/>
@@ -1677,8 +1688,8 @@
         <w:t xml:space="preserve">.</w:t>
       </w:r>
     </w:p>
-    <w:bookmarkEnd w:id="19"/>
-    <w:bookmarkStart w:id="20" w:name="rem-deviance-shortfall"/>
+    <w:bookmarkEnd w:id="20"/>
+    <w:bookmarkStart w:id="21" w:name="rem-deviance-shortfall"/>
     <w:p>
       <w:pPr>
         <w:pStyle w:val="BodyText"/>
@@ -1796,8 +1807,8 @@
         <w:t xml:space="preserve">is twice the amount by which the maximized log-likelihood falls short of that largest value.</w:t>
       </w:r>
     </w:p>
-    <w:bookmarkEnd w:id="20"/>
-    <w:bookmarkStart w:id="22" w:name="def-null-deviance"/>
+    <w:bookmarkEnd w:id="21"/>
+    <w:bookmarkStart w:id="23" w:name="def-null-deviance"/>
     <w:p>
       <w:pPr>
         <w:pStyle w:val="BodyText"/>
@@ -1853,7 +1864,7 @@
       <w:pPr>
         <w:pStyle w:val="BodyText"/>
       </w:pPr>
-      <w:bookmarkStart w:id="21" w:name="eq-null-deviance"/>
+      <w:bookmarkStart w:id="22" w:name="eq-null-deviance"/>
       <m:oMathPara>
         <m:oMathParaPr>
           <m:jc m:val="center"/>
@@ -2039,7 +2050,7 @@
           </m:r>
         </m:oMath>
       </m:oMathPara>
-      <w:bookmarkEnd w:id="21"/>
+      <w:bookmarkEnd w:id="22"/>
     </w:p>
     <w:p>
       <w:pPr>
@@ -2081,8 +2092,8 @@
         <w:t xml:space="preserve">.</w:t>
       </w:r>
     </w:p>
-    <w:bookmarkEnd w:id="22"/>
-    <w:bookmarkStart w:id="23" w:name="exm-null-deviance"/>
+    <w:bookmarkEnd w:id="23"/>
+    <w:bookmarkStart w:id="24" w:name="exm-null-deviance"/>
     <w:p>
       <w:pPr>
         <w:pStyle w:val="BodyText"/>
@@ -2444,8 +2455,8 @@
         <w:t xml:space="preserve">.</w:t>
       </w:r>
     </w:p>
-    <w:bookmarkEnd w:id="23"/>
-    <w:bookmarkStart w:id="24" w:name="rem-null-deviance-fit"/>
+    <w:bookmarkEnd w:id="24"/>
+    <w:bookmarkStart w:id="25" w:name="rem-null-deviance-fit"/>
     <w:p>
       <w:pPr>
         <w:pStyle w:val="BodyText"/>
@@ -2584,8 +2595,8 @@
         <w:t xml:space="preserve">.</w:t>
       </w:r>
     </w:p>
-    <w:bookmarkEnd w:id="24"/>
-    <w:bookmarkStart w:id="26" w:name="thm-deviance-drop"/>
+    <w:bookmarkEnd w:id="25"/>
+    <w:bookmarkStart w:id="27" w:name="thm-deviance-drop"/>
     <w:p>
       <w:pPr>
         <w:pStyle w:val="BodyText"/>
@@ -2697,7 +2708,7 @@
       <w:r>
         <w:t xml:space="preserve"> </w:t>
       </w:r>
-      <w:hyperlink r:id="rId25">
+      <w:hyperlink r:id="rId26">
         <w:r>
           <w:rPr>
             <w:rStyle w:val="Hyperlink"/>
@@ -2797,7 +2808,7 @@
         </m:oMath>
       </m:oMathPara>
     </w:p>
-    <w:bookmarkEnd w:id="26"/>
+    <w:bookmarkEnd w:id="27"/>
     <w:p>
       <w:pPr>
         <w:pStyle w:val="FirstParagraph"/>
@@ -2818,7 +2829,7 @@
       <w:r>
         <w:t xml:space="preserve"> </w:t>
       </w:r>
-      <w:hyperlink r:id="rId25">
+      <w:hyperlink r:id="rId26">
         <w:r>
           <w:rPr>
             <w:rStyle w:val="Hyperlink"/>
@@ -3205,7 +3216,7 @@
         <w:t xml:space="preserve">.</w:t>
       </w:r>
     </w:p>
-    <w:bookmarkStart w:id="27" w:name="exm-deviance-drop"/>
+    <w:bookmarkStart w:id="28" w:name="exm-deviance-drop"/>
     <w:p>
       <w:pPr>
         <w:pStyle w:val="BodyText"/>
@@ -3349,8 +3360,8 @@
         <w:t xml:space="preserve">.</w:t>
       </w:r>
     </w:p>
-    <w:bookmarkEnd w:id="27"/>
-    <w:bookmarkStart w:id="29" w:name="cor-deviance-drop-distribution"/>
+    <w:bookmarkEnd w:id="28"/>
+    <w:bookmarkStart w:id="30" w:name="cor-deviance-drop-distribution"/>
     <w:p>
       <w:pPr>
         <w:pStyle w:val="BodyText"/>
@@ -3371,7 +3382,7 @@
       <w:r>
         <w:t xml:space="preserve"> </w:t>
       </w:r>
-      <w:hyperlink r:id="rId28">
+      <w:hyperlink r:id="rId29">
         <w:r>
           <w:rPr>
             <w:rStyle w:val="Hyperlink"/>
@@ -3469,7 +3480,7 @@
         <w:t xml:space="preserve">holds.</w:t>
       </w:r>
     </w:p>
-    <w:bookmarkEnd w:id="29"/>
+    <w:bookmarkEnd w:id="30"/>
     <w:p>
       <w:pPr>
         <w:pStyle w:val="BodyText"/>
@@ -3521,7 +3532,7 @@
       <w:r>
         <w:t xml:space="preserve"> </w:t>
       </w:r>
-      <w:hyperlink r:id="rId28">
+      <w:hyperlink r:id="rId29">
         <w:r>
           <w:rPr>
             <w:rStyle w:val="Hyperlink"/>
@@ -3536,7 +3547,7 @@
         <w:t xml:space="preserve">gives its approximate distribution.</w:t>
       </w:r>
     </w:p>
-    <w:bookmarkStart w:id="30" w:name="exm-deviance-drop-distribution"/>
+    <w:bookmarkStart w:id="31" w:name="exm-deviance-drop-distribution"/>
     <w:p>
       <w:pPr>
         <w:pStyle w:val="BodyText"/>
@@ -3727,9 +3738,9 @@
         <w:t xml:space="preserve">so six patients give no evidence of a treatment effect.</w:t>
       </w:r>
     </w:p>
-    <w:bookmarkEnd w:id="30"/>
     <w:bookmarkEnd w:id="31"/>
-    <w:bookmarkStart w:id="53" w:name="X6921c8acb91e896e6cca408a54c848bac546047"/>
+    <w:bookmarkEnd w:id="32"/>
+    <w:bookmarkStart w:id="57" w:name="X6921c8acb91e896e6cca408a54c848bac546047"/>
     <w:p>
       <w:pPr>
         <w:pStyle w:val="Heading2"/>
@@ -3738,7 +3749,7 @@
         <w:t xml:space="preserve">3 Covariate patterns and the saturated model</w:t>
       </w:r>
     </w:p>
-    <w:bookmarkStart w:id="32" w:name="def-covariate-pattern"/>
+    <w:bookmarkStart w:id="33" w:name="def-covariate-pattern"/>
     <w:p>
       <w:pPr>
         <w:pStyle w:val="FirstParagraph"/>
@@ -3831,8 +3842,8 @@
         <w:t xml:space="preserve">.</w:t>
       </w:r>
     </w:p>
-    <w:bookmarkEnd w:id="32"/>
-    <w:bookmarkStart w:id="33" w:name="def-replicates"/>
+    <w:bookmarkEnd w:id="33"/>
+    <w:bookmarkStart w:id="34" w:name="def-replicates"/>
     <w:p>
       <w:pPr>
         <w:pStyle w:val="BodyText"/>
@@ -3997,7 +4008,7 @@
         <w:t xml:space="preserve">.</w:t>
       </w:r>
     </w:p>
-    <w:bookmarkEnd w:id="33"/>
+    <w:bookmarkEnd w:id="34"/>
     <w:tbl>
       <w:tblPr>
         <w:tblStyle w:val="Table"/>
@@ -4038,18 +4049,18 @@
                 <wp:inline>
                   <wp:extent cx="152400" cy="152400"/>
                   <wp:effectExtent b="0" l="0" r="0" t="0"/>
-                  <wp:docPr descr="" title="" id="34" name="Picture"/>
+                  <wp:docPr descr="" title="" id="35" name="Picture"/>
                   <a:graphic>
                     <a:graphicData uri="http://schemas.openxmlformats.org/drawingml/2006/picture">
                       <pic:pic>
                         <pic:nvPicPr>
-                          <pic:cNvPr descr="/opt/quarto/share/formats/docx/note.png" id="35" name="Picture"/>
+                          <pic:cNvPr descr="/opt/quarto/share/formats/docx/note.png" id="36" name="Picture"/>
                           <pic:cNvPicPr>
                             <a:picLocks noChangeArrowheads="1" noChangeAspect="1"/>
                           </pic:cNvPicPr>
                         </pic:nvPicPr>
                         <pic:blipFill>
-                          <a:blip r:embed="rId16"/>
+                          <a:blip r:embed="rId17"/>
                           <a:stretch>
                             <a:fillRect/>
                           </a:stretch>
@@ -4113,7 +4124,7 @@
         </w:tc>
       </w:tr>
     </w:tbl>
-    <w:bookmarkStart w:id="36" w:name="def-pattern-events"/>
+    <w:bookmarkStart w:id="37" w:name="def-pattern-events"/>
     <w:p>
       <w:pPr>
         <w:pStyle w:val="BodyText"/>
@@ -4250,8 +4261,8 @@
         <w:t xml:space="preserve">.</w:t>
       </w:r>
     </w:p>
-    <w:bookmarkEnd w:id="36"/>
-    <w:bookmarkStart w:id="37" w:name="exm-covariate-patterns"/>
+    <w:bookmarkEnd w:id="37"/>
+    <w:bookmarkStart w:id="38" w:name="exm-covariate-patterns"/>
     <w:p>
       <w:pPr>
         <w:pStyle w:val="BodyText"/>
@@ -4876,8 +4887,8 @@
         <w:t xml:space="preserve">= 3, and it has 55 of them.</w:t>
       </w:r>
     </w:p>
-    <w:bookmarkEnd w:id="37"/>
-    <w:bookmarkStart w:id="39" w:name="def-saturated-model"/>
+    <w:bookmarkEnd w:id="38"/>
+    <w:bookmarkStart w:id="41" w:name="def-saturated-model"/>
     <w:p>
       <w:pPr>
         <w:pStyle w:val="BodyText"/>
@@ -4925,12 +4936,6 @@
         <w:t xml:space="preserve"> </w:t>
       </w:r>
       <w:r>
-        <w:t xml:space="preserve">[6, Sec. 5.5]</w:t>
-      </w:r>
-      <w:r>
-        <w:t xml:space="preserve"> </w:t>
-      </w:r>
-      <w:r>
         <w:t xml:space="preserve">or</w:t>
       </w:r>
       <w:r>
@@ -4950,21 +4955,35 @@
         <w:t xml:space="preserve">[6, Sec. 5.5]</w:t>
       </w:r>
       <w:r>
-        <w:t xml:space="preserve">) for binary outcomes gives each pattern its own free event probability:</w:t>
+        <w:t xml:space="preserve">) for binary outcomes gives each pattern its own free event</w:t>
+      </w:r>
+      <w:r>
+        <w:t xml:space="preserve"> </w:t>
+      </w:r>
+      <w:hyperlink r:id="rId39">
+        <w:r>
+          <w:rPr>
+            <w:rStyle w:val="Hyperlink"/>
+          </w:rPr>
+          <w:t xml:space="preserve">probability</w:t>
+        </w:r>
+      </w:hyperlink>
+      <w:r>
+        <w:t xml:space="preserve">:</w:t>
       </w:r>
     </w:p>
     <w:p>
       <w:pPr>
         <w:pStyle w:val="BodyText"/>
       </w:pPr>
-      <w:bookmarkStart w:id="38" w:name="eq-saturated-model"/>
+      <w:bookmarkStart w:id="40" w:name="eq-saturated-model"/>
       <w:r>
         <w:t xml:space="preserve">$$
     \Pr\mathopen{}\left(Y_i= 1 \mid \mathord{\smash[b]{\underset{\raise.3ex\hbox{$\scriptstyle\sim$}}{x}}\vphantom{x}}_i= \mathord{\smash[b]{\underset{\raise.3ex\hbox{$\scriptstyle\sim$}}{x}}\vphantom{x}}^{(k)}\right)\mathclose{} = \pi_k,
     \qquad k = 1, \dots, K,
      \qquad(4)$$</w:t>
       </w:r>
-      <w:bookmarkEnd w:id="38"/>
+      <w:bookmarkEnd w:id="40"/>
     </w:p>
     <w:p>
       <w:pPr>
@@ -4991,7 +5010,7 @@
         <w:t xml:space="preserve">.</w:t>
       </w:r>
     </w:p>
-    <w:bookmarkEnd w:id="39"/>
+    <w:bookmarkEnd w:id="41"/>
     <w:tbl>
       <w:tblPr>
         <w:tblStyle w:val="Table"/>
@@ -5032,18 +5051,18 @@
                 <wp:inline>
                   <wp:extent cx="152400" cy="152400"/>
                   <wp:effectExtent b="0" l="0" r="0" t="0"/>
-                  <wp:docPr descr="" title="" id="40" name="Picture"/>
+                  <wp:docPr descr="" title="" id="42" name="Picture"/>
                   <a:graphic>
                     <a:graphicData uri="http://schemas.openxmlformats.org/drawingml/2006/picture">
                       <pic:pic>
                         <pic:nvPicPr>
-                          <pic:cNvPr descr="/opt/quarto/share/formats/docx/note.png" id="41" name="Picture"/>
+                          <pic:cNvPr descr="/opt/quarto/share/formats/docx/note.png" id="43" name="Picture"/>
                           <pic:cNvPicPr>
                             <a:picLocks noChangeArrowheads="1" noChangeAspect="1"/>
                           </pic:cNvPicPr>
                         </pic:nvPicPr>
                         <pic:blipFill>
-                          <a:blip r:embed="rId16"/>
+                          <a:blip r:embed="rId17"/>
                           <a:stretch>
                             <a:fillRect/>
                           </a:stretch>
@@ -5140,7 +5159,7 @@
         </w:tc>
       </w:tr>
     </w:tbl>
-    <w:bookmarkStart w:id="42" w:name="thm-saturated-mle"/>
+    <w:bookmarkStart w:id="44" w:name="thm-saturated-mle"/>
     <w:p>
       <w:pPr>
         <w:pStyle w:val="BodyText"/>
@@ -5303,7 +5322,7 @@
         </m:oMath>
       </m:oMathPara>
     </w:p>
-    <w:bookmarkEnd w:id="42"/>
+    <w:bookmarkEnd w:id="44"/>
     <w:p>
       <w:pPr>
         <w:pStyle w:val="FirstParagraph"/>
@@ -5319,7 +5338,24 @@
         <w:t xml:space="preserve">. </w:t>
       </w:r>
       <w:r>
-        <w:t xml:space="preserve">Independence gives each pattern its own log-likelihood term, and the outcomes at pattern</w:t>
+        <w:t xml:space="preserve">Independence gives each pattern its own</w:t>
+      </w:r>
+      <w:r>
+        <w:t xml:space="preserve"> </w:t>
+      </w:r>
+      <w:hyperlink r:id="rId45">
+        <w:r>
+          <w:rPr>
+            <w:rStyle w:val="Hyperlink"/>
+          </w:rPr>
+          <w:t xml:space="preserve">log-likelihood</w:t>
+        </w:r>
+      </w:hyperlink>
+      <w:r>
+        <w:t xml:space="preserve"> </w:t>
+      </w:r>
+      <w:r>
+        <w:t xml:space="preserve">term, and the outcomes at pattern</w:t>
       </w:r>
       <w:r>
         <w:t xml:space="preserve"> </w:t>
@@ -6571,7 +6607,7 @@
         <w:t xml:space="preserve">.</w:t>
       </w:r>
     </w:p>
-    <w:bookmarkStart w:id="44" w:name="def-saturated-deviance"/>
+    <w:bookmarkStart w:id="47" w:name="def-saturated-deviance"/>
     <w:p>
       <w:pPr>
         <w:pStyle w:val="BodyText"/>
@@ -6674,16 +6710,16 @@
       <w:pPr>
         <w:pStyle w:val="BodyText"/>
       </w:pPr>
-      <w:bookmarkStart w:id="43" w:name="eq-saturated-deviance"/>
+      <w:bookmarkStart w:id="46" w:name="eq-saturated-deviance"/>
       <w:r>
         <w:t xml:space="preserve">$$
     D_{\mathrm{sat}}= 2 \mathopen{}\left(\ell_{\mathrm{sat}}- \ell\mathopen{}\left(\hat{\mathord{\smash[b]{\underset{\raise.3ex\hbox{$\scriptstyle\sim$}}{\beta}}\vphantom{\beta}}}\right)\mathclose{}\right)\mathclose{}.
      \qquad(5)$$</w:t>
       </w:r>
-      <w:bookmarkEnd w:id="43"/>
+      <w:bookmarkEnd w:id="46"/>
     </w:p>
-    <w:bookmarkEnd w:id="44"/>
-    <w:bookmarkStart w:id="46" w:name="thm-saturated-deviance"/>
+    <w:bookmarkEnd w:id="47"/>
+    <w:bookmarkStart w:id="49" w:name="thm-saturated-deviance"/>
     <w:p>
       <w:pPr>
         <w:pStyle w:val="FirstParagraph"/>
@@ -6750,7 +6786,7 @@
       <w:pPr>
         <w:pStyle w:val="BodyText"/>
       </w:pPr>
-      <w:bookmarkStart w:id="45" w:name="eq-saturated-deviance-grouped"/>
+      <w:bookmarkStart w:id="48" w:name="eq-saturated-deviance-grouped"/>
       <m:oMathPara>
         <m:oMathParaPr>
           <m:jc m:val="center"/>
@@ -7118,7 +7154,7 @@
           </m:r>
         </m:oMath>
       </m:oMathPara>
-      <w:bookmarkEnd w:id="45"/>
+      <w:bookmarkEnd w:id="48"/>
     </w:p>
     <w:p>
       <w:pPr>
@@ -7215,7 +7251,7 @@
         <w:t xml:space="preserve">in its zero-count part.</w:t>
       </w:r>
     </w:p>
-    <w:bookmarkEnd w:id="46"/>
+    <w:bookmarkEnd w:id="49"/>
     <w:p>
       <w:pPr>
         <w:pStyle w:val="BodyText"/>
@@ -7231,13 +7267,44 @@
         <w:t xml:space="preserve">. </w:t>
       </w:r>
       <w:r>
-        <w:t xml:space="preserve">Grouping the outcomes by pattern, the fitted model’s log-likelihood is</w:t>
-      </w:r>
-      <w:r>
-        <w:t xml:space="preserve"> </w:t>
-      </w:r>
-      <w:r>
-        <w:t xml:space="preserve">$\ell\mathopen{}\left(\hat{\mathord{\smash[b]{\underset{\raise.3ex\hbox{$\scriptstyle\sim$}}{\beta}}\vphantom{\beta}}}\right)\mathclose{} = \sum_{k=1}^{K}\mathopen{}\left\{s_k \ln \hat\pi_k + \mathopen{}\left(m_k - s_k\right)\mathclose{} \ln\mathopen{}\left(1 - \hat\pi_k\right)\mathclose{}\right\}\mathclose{}$</w:t>
+        <w:t xml:space="preserve">Grouping the outcomes by pattern, the</w:t>
+      </w:r>
+      <w:r>
+        <w:t xml:space="preserve"> </w:t>
+      </w:r>
+      <w:hyperlink r:id="rId50">
+        <w:r>
+          <w:rPr>
+            <w:rStyle w:val="Hyperlink"/>
+          </w:rPr>
+          <w:t xml:space="preserve">fitted model</w:t>
+        </w:r>
+      </w:hyperlink>
+      <w:r>
+        <w:t xml:space="preserve">’s</w:t>
+      </w:r>
+      <w:r>
+        <w:t xml:space="preserve"> </w:t>
+      </w:r>
+      <w:hyperlink r:id="rId45">
+        <w:r>
+          <w:rPr>
+            <w:rStyle w:val="Hyperlink"/>
+          </w:rPr>
+          <w:t xml:space="preserve">log-likelihood</w:t>
+        </w:r>
+      </w:hyperlink>
+      <w:r>
+        <w:t xml:space="preserve"> </w:t>
+      </w:r>
+      <w:r>
+        <w:t xml:space="preserve">is</w:t>
+      </w:r>
+      <w:r>
+        <w:t xml:space="preserve"> </w:t>
+      </w:r>
+      <w:r>
+        <w:t xml:space="preserve">$\ell\mathopen{}\left(\hat{\mathord{\smash[b]{\underset{\raise.3ex\hbox{$\scriptstyle\sim$}}{\beta}}\vphantom{\beta}}}\right)\mathclose{} = \sum_{k=1}^{K}\mathopen{}\left\{s_k \ln \hat\pi_k + \mathopen{}\left(m_k - s_k\right)\mathclose{} {\ln\mathopen{}\left(1 - \hat\pi_k\right)\mathclose{}}\right\}\mathclose{}$</w:t>
       </w:r>
       <w:r>
         <w:t xml:space="preserve">.</w:t>
@@ -7665,18 +7732,18 @@
                 <wp:inline>
                   <wp:extent cx="152400" cy="152400"/>
                   <wp:effectExtent b="0" l="0" r="0" t="0"/>
-                  <wp:docPr descr="" title="" id="47" name="Picture"/>
+                  <wp:docPr descr="" title="" id="51" name="Picture"/>
                   <a:graphic>
                     <a:graphicData uri="http://schemas.openxmlformats.org/drawingml/2006/picture">
                       <pic:pic>
                         <pic:nvPicPr>
-                          <pic:cNvPr descr="/opt/quarto/share/formats/docx/note.png" id="48" name="Picture"/>
+                          <pic:cNvPr descr="/opt/quarto/share/formats/docx/note.png" id="52" name="Picture"/>
                           <pic:cNvPicPr>
                             <a:picLocks noChangeArrowheads="1" noChangeAspect="1"/>
                           </pic:cNvPicPr>
                         </pic:nvPicPr>
                         <pic:blipFill>
-                          <a:blip r:embed="rId16"/>
+                          <a:blip r:embed="rId17"/>
                           <a:stretch>
                             <a:fillRect/>
                           </a:stretch>
@@ -7785,7 +7852,7 @@
         </w:tc>
       </w:tr>
     </w:tbl>
-    <w:bookmarkStart w:id="49" w:name="cor-deviance-shift"/>
+    <w:bookmarkStart w:id="53" w:name="cor-deviance-shift"/>
     <w:p>
       <w:pPr>
         <w:pStyle w:val="BodyText"/>
@@ -7928,7 +7995,7 @@
         </m:oMath>
       </m:oMathPara>
     </w:p>
-    <w:bookmarkEnd w:id="49"/>
+    <w:bookmarkEnd w:id="53"/>
     <w:p>
       <w:pPr>
         <w:pStyle w:val="FirstParagraph"/>
@@ -8158,7 +8225,7 @@
         <w:t xml:space="preserve">from both sides gives the claim.</w:t>
       </w:r>
     </w:p>
-    <w:bookmarkStart w:id="50" w:name="rem-deviance-shift"/>
+    <w:bookmarkStart w:id="54" w:name="rem-deviance-shift"/>
     <w:p>
       <w:pPr>
         <w:pStyle w:val="BodyText"/>
@@ -8398,8 +8465,8 @@
         <w:t xml:space="preserve">.</w:t>
       </w:r>
     </w:p>
-    <w:bookmarkEnd w:id="50"/>
-    <w:bookmarkStart w:id="51" w:name="exm-saturated-deviance"/>
+    <w:bookmarkEnd w:id="54"/>
+    <w:bookmarkStart w:id="55" w:name="exm-saturated-deviance"/>
     <w:p>
       <w:pPr>
         <w:pStyle w:val="BodyText"/>
@@ -9424,8 +9491,8 @@
         <w:t xml:space="preserve">on the individual babies.</w:t>
       </w:r>
     </w:p>
-    <w:bookmarkEnd w:id="51"/>
-    <w:bookmarkStart w:id="52" w:name="exm-deviance-shift"/>
+    <w:bookmarkEnd w:id="55"/>
+    <w:bookmarkStart w:id="56" w:name="exm-deviance-shift"/>
     <w:p>
       <w:pPr>
         <w:pStyle w:val="BodyText"/>
@@ -10153,9 +10220,9 @@
         <w:t xml:space="preserve">#&gt;            216.818            216.818</w:t>
       </w:r>
     </w:p>
-    <w:bookmarkEnd w:id="52"/>
-    <w:bookmarkEnd w:id="53"/>
-    <w:bookmarkStart w:id="62" w:name="X840099c27253be6d59b8623dccfe2e383b0f72c"/>
+    <w:bookmarkEnd w:id="56"/>
+    <w:bookmarkEnd w:id="57"/>
+    <w:bookmarkStart w:id="66" w:name="X840099c27253be6d59b8623dccfe2e383b0f72c"/>
     <w:p>
       <w:pPr>
         <w:pStyle w:val="Heading2"/>
@@ -10164,7 +10231,7 @@
         <w:t xml:space="preserve">4 Confidence intervals for the coefficients</w:t>
       </w:r>
     </w:p>
-    <w:bookmarkStart w:id="55" w:name="thm-logistic-mle-distribution"/>
+    <w:bookmarkStart w:id="59" w:name="thm-logistic-mle-distribution"/>
     <w:p>
       <w:pPr>
         <w:pStyle w:val="FirstParagraph"/>
@@ -10313,15 +10380,15 @@
       <w:pPr>
         <w:pStyle w:val="BodyText"/>
       </w:pPr>
-      <w:bookmarkStart w:id="54" w:name="eq-logistic-mle-distribution"/>
+      <w:bookmarkStart w:id="58" w:name="eq-logistic-mle-distribution"/>
       <w:r>
         <w:t xml:space="preserve">$$
     \hat{\mathord{\smash[b]{\underset{\raise.3ex\hbox{$\scriptstyle\sim$}}{\beta}}\vphantom{\beta}}}\approx \operatorname{N}\mathopen{}\left(\mathord{\smash[b]{\underset{\raise.3ex\hbox{$\scriptstyle\sim$}}{\beta}}\vphantom{\beta}}, {\mathopen{}\left({X}^{\top} W X\right)\mathclose{}}^{-1}\right)\mathclose{}.
      \qquad(7)$$</w:t>
       </w:r>
-      <w:bookmarkEnd w:id="54"/>
+      <w:bookmarkEnd w:id="58"/>
     </w:p>
-    <w:bookmarkEnd w:id="55"/>
+    <w:bookmarkEnd w:id="59"/>
     <w:p>
       <w:pPr>
         <w:pStyle w:val="FirstParagraph"/>
@@ -10433,7 +10500,7 @@
       <w:r>
         <w:t xml:space="preserve"> </w:t>
       </w:r>
-      <w:hyperlink r:id="rId56">
+      <w:hyperlink r:id="rId60">
         <w:r>
           <w:rPr>
             <w:rStyle w:val="Hyperlink"/>
@@ -10478,7 +10545,7 @@
         <w:t xml:space="preserve">give.</w:t>
       </w:r>
     </w:p>
-    <w:bookmarkStart w:id="58" w:name="cor-logistic-wald"/>
+    <w:bookmarkStart w:id="62" w:name="cor-logistic-wald"/>
     <w:p>
       <w:pPr>
         <w:pStyle w:val="BodyText"/>
@@ -10755,7 +10822,7 @@
       <w:r>
         <w:t xml:space="preserve"> </w:t>
       </w:r>
-      <w:hyperlink r:id="rId57">
+      <w:hyperlink r:id="rId61">
         <w:r>
           <w:rPr>
             <w:rStyle w:val="Hyperlink"/>
@@ -10933,8 +11000,8 @@
         </m:oMath>
       </m:oMathPara>
     </w:p>
-    <w:bookmarkEnd w:id="58"/>
-    <w:bookmarkStart w:id="59" w:name="exm-logistic-wald"/>
+    <w:bookmarkEnd w:id="62"/>
+    <w:bookmarkStart w:id="63" w:name="exm-logistic-wald"/>
     <w:p>
       <w:pPr>
         <w:pStyle w:val="FirstParagraph"/>
@@ -11586,8 +11653,8 @@
         <w:t xml:space="preserve">.</w:t>
       </w:r>
     </w:p>
-    <w:bookmarkEnd w:id="59"/>
-    <w:bookmarkStart w:id="60" w:name="cor-logistic-odds-interval"/>
+    <w:bookmarkEnd w:id="63"/>
+    <w:bookmarkStart w:id="64" w:name="cor-logistic-odds-interval"/>
     <w:p>
       <w:pPr>
         <w:pStyle w:val="BodyText"/>
@@ -11808,7 +11875,7 @@
         <w:t xml:space="preserve">.</w:t>
       </w:r>
     </w:p>
-    <w:bookmarkEnd w:id="60"/>
+    <w:bookmarkEnd w:id="64"/>
     <w:p>
       <w:pPr>
         <w:pStyle w:val="BodyText"/>
@@ -11933,7 +12000,7 @@
         <w:t xml:space="preserve">.</w:t>
       </w:r>
     </w:p>
-    <w:bookmarkStart w:id="61" w:name="exm-logistic-odds-interval"/>
+    <w:bookmarkStart w:id="65" w:name="exm-logistic-odds-interval"/>
     <w:p>
       <w:pPr>
         <w:pStyle w:val="BodyText"/>
@@ -12305,9 +12372,9 @@
         <w:t xml:space="preserve">Its width shows how little information six observations carry about the slope.</w:t>
       </w:r>
     </w:p>
-    <w:bookmarkEnd w:id="61"/>
-    <w:bookmarkEnd w:id="62"/>
-    <w:bookmarkStart w:id="81" w:name="references"/>
+    <w:bookmarkEnd w:id="65"/>
+    <w:bookmarkEnd w:id="66"/>
+    <w:bookmarkStart w:id="85" w:name="references"/>
     <w:p>
       <w:pPr>
         <w:pStyle w:val="Heading2"/>
@@ -12316,8 +12383,8 @@
         <w:t xml:space="preserve">References</w:t>
       </w:r>
     </w:p>
-    <w:bookmarkStart w:id="80" w:name="refs"/>
-    <w:bookmarkStart w:id="64" w:name="ref-wikipedia_likelihood_ratio_test"/>
+    <w:bookmarkStart w:id="84" w:name="refs"/>
+    <w:bookmarkStart w:id="68" w:name="ref-wikipedia_likelihood_ratio_test"/>
     <w:p>
       <w:pPr>
         <w:pStyle w:val="Bibliography"/>
@@ -12364,7 +12431,7 @@
       <w:r>
         <w:t xml:space="preserve"> </w:t>
       </w:r>
-      <w:hyperlink r:id="rId63">
+      <w:hyperlink r:id="rId67">
         <w:r>
           <w:rPr>
             <w:rStyle w:val="Hyperlink"/>
@@ -12373,8 +12440,8 @@
         </w:r>
       </w:hyperlink>
     </w:p>
-    <w:bookmarkEnd w:id="64"/>
-    <w:bookmarkStart w:id="66" w:name="ref-wikipedia_logistic_regression"/>
+    <w:bookmarkEnd w:id="68"/>
+    <w:bookmarkStart w:id="70" w:name="ref-wikipedia_logistic_regression"/>
     <w:p>
       <w:pPr>
         <w:pStyle w:val="Bibliography"/>
@@ -12421,7 +12488,7 @@
       <w:r>
         <w:t xml:space="preserve"> </w:t>
       </w:r>
-      <w:hyperlink r:id="rId65">
+      <w:hyperlink r:id="rId69">
         <w:r>
           <w:rPr>
             <w:rStyle w:val="Hyperlink"/>
@@ -12430,8 +12497,8 @@
         </w:r>
       </w:hyperlink>
     </w:p>
-    <w:bookmarkEnd w:id="66"/>
-    <w:bookmarkStart w:id="68" w:name="ref-wikipedia_deviance_statistics"/>
+    <w:bookmarkEnd w:id="70"/>
+    <w:bookmarkStart w:id="72" w:name="ref-wikipedia_deviance_statistics"/>
     <w:p>
       <w:pPr>
         <w:pStyle w:val="Bibliography"/>
@@ -12478,7 +12545,7 @@
       <w:r>
         <w:t xml:space="preserve"> </w:t>
       </w:r>
-      <w:hyperlink r:id="rId67">
+      <w:hyperlink r:id="rId71">
         <w:r>
           <w:rPr>
             <w:rStyle w:val="Hyperlink"/>
@@ -12487,8 +12554,8 @@
         </w:r>
       </w:hyperlink>
     </w:p>
-    <w:bookmarkEnd w:id="68"/>
-    <w:bookmarkStart w:id="70" w:name="ref-nelder1972generalized"/>
+    <w:bookmarkEnd w:id="72"/>
+    <w:bookmarkStart w:id="74" w:name="ref-nelder1972generalized"/>
     <w:p>
       <w:pPr>
         <w:pStyle w:val="Bibliography"/>
@@ -12527,7 +12594,7 @@
       <w:r>
         <w:t xml:space="preserve"> </w:t>
       </w:r>
-      <w:hyperlink r:id="rId69">
+      <w:hyperlink r:id="rId73">
         <w:r>
           <w:rPr>
             <w:rStyle w:val="Hyperlink"/>
@@ -12539,8 +12606,8 @@
         <w:t xml:space="preserve">.</w:t>
       </w:r>
     </w:p>
-    <w:bookmarkEnd w:id="70"/>
-    <w:bookmarkStart w:id="72" w:name="ref-hastie2009elements"/>
+    <w:bookmarkEnd w:id="74"/>
+    <w:bookmarkStart w:id="76" w:name="ref-hastie2009elements"/>
     <w:p>
       <w:pPr>
         <w:pStyle w:val="Bibliography"/>
@@ -12573,7 +12640,7 @@
       <w:r>
         <w:t xml:space="preserve"> </w:t>
       </w:r>
-      <w:hyperlink r:id="rId71">
+      <w:hyperlink r:id="rId75">
         <w:r>
           <w:rPr>
             <w:rStyle w:val="Hyperlink"/>
@@ -12585,8 +12652,8 @@
         <w:t xml:space="preserve">.</w:t>
       </w:r>
     </w:p>
-    <w:bookmarkEnd w:id="72"/>
-    <w:bookmarkStart w:id="74" w:name="ref-dobson4e"/>
+    <w:bookmarkEnd w:id="76"/>
+    <w:bookmarkStart w:id="78" w:name="ref-dobson4e"/>
     <w:p>
       <w:pPr>
         <w:pStyle w:val="Bibliography"/>
@@ -12619,7 +12686,7 @@
       <w:r>
         <w:t xml:space="preserve"> </w:t>
       </w:r>
-      <w:hyperlink r:id="rId73">
+      <w:hyperlink r:id="rId77">
         <w:r>
           <w:rPr>
             <w:rStyle w:val="Hyperlink"/>
@@ -12631,8 +12698,8 @@
         <w:t xml:space="preserve">.</w:t>
       </w:r>
     </w:p>
-    <w:bookmarkEnd w:id="74"/>
-    <w:bookmarkStart w:id="75" w:name="ref-hosmer1989applied"/>
+    <w:bookmarkEnd w:id="78"/>
+    <w:bookmarkStart w:id="79" w:name="ref-hosmer1989applied"/>
     <w:p>
       <w:pPr>
         <w:pStyle w:val="Bibliography"/>
@@ -12663,8 +12730,8 @@
         <w:t xml:space="preserve">. New York: Wiley, 1989.</w:t>
       </w:r>
     </w:p>
-    <w:bookmarkEnd w:id="75"/>
-    <w:bookmarkStart w:id="77" w:name="ref-wikipedia_saturated_model"/>
+    <w:bookmarkEnd w:id="79"/>
+    <w:bookmarkStart w:id="81" w:name="ref-wikipedia_saturated_model"/>
     <w:p>
       <w:pPr>
         <w:pStyle w:val="Bibliography"/>
@@ -12711,7 +12778,7 @@
       <w:r>
         <w:t xml:space="preserve"> </w:t>
       </w:r>
-      <w:hyperlink r:id="rId76">
+      <w:hyperlink r:id="rId80">
         <w:r>
           <w:rPr>
             <w:rStyle w:val="Hyperlink"/>
@@ -12720,8 +12787,8 @@
         </w:r>
       </w:hyperlink>
     </w:p>
-    <w:bookmarkEnd w:id="77"/>
-    <w:bookmarkStart w:id="79" w:name="ref-fahrmeir1985consistency"/>
+    <w:bookmarkEnd w:id="81"/>
+    <w:bookmarkStart w:id="83" w:name="ref-fahrmeir1985consistency"/>
     <w:p>
       <w:pPr>
         <w:pStyle w:val="Bibliography"/>
@@ -12760,7 +12827,7 @@
       <w:r>
         <w:t xml:space="preserve"> </w:t>
       </w:r>
-      <w:hyperlink r:id="rId78">
+      <w:hyperlink r:id="rId82">
         <w:r>
           <w:rPr>
             <w:rStyle w:val="Hyperlink"/>
@@ -12772,9 +12839,9 @@
         <w:t xml:space="preserve">.</w:t>
       </w:r>
     </w:p>
-    <w:bookmarkEnd w:id="79"/>
-    <w:bookmarkEnd w:id="80"/>
-    <w:bookmarkEnd w:id="81"/>
+    <w:bookmarkEnd w:id="83"/>
+    <w:bookmarkEnd w:id="84"/>
+    <w:bookmarkEnd w:id="85"/>
     <w:sectPr>
       <w:footnotePr>
         <w:numRestart w:val="eachSect"/>

--- a/pr-preview/pr-341/logistic-inference-handout.docx
+++ b/pr-preview/pr-341/logistic-inference-handout.docx
@@ -15,7 +15,7 @@
         <w:pStyle w:val="Date"/>
       </w:pPr>
       <w:r>
-        <w:t xml:space="preserve">Last modified: 2026-10-19 00:53:49 (PDT)</w:t>
+        <w:t xml:space="preserve">Last modified: 2026-10-19 01:55:24 (PDT)</w:t>
       </w:r>
     </w:p>
     <w:bookmarkStart w:id="14" w:name="introduction"/>

--- a/pr-preview/pr-341/logistic-inference-handout.docx
+++ b/pr-preview/pr-341/logistic-inference-handout.docx
@@ -15,7 +15,7 @@
         <w:pStyle w:val="Date"/>
       </w:pPr>
       <w:r>
-        <w:t xml:space="preserve">Last modified: 2026-10-19 01:55:24 (PDT)</w:t>
+        <w:t xml:space="preserve">Last modified: 2026-10-19 03:40:46 (PDT)</w:t>
       </w:r>
     </w:p>
     <w:bookmarkStart w:id="14" w:name="introduction"/>
@@ -243,10 +243,10 @@
       <w:bookmarkStart w:id="11" w:name="eq-logistic-model"/>
       <w:r>
         <w:t xml:space="preserve">$$
-    \Pr\mathopen{}\left(Y_i= 1 \mid \mathord{\smash[b]{\underset{\raise.3ex\hbox{$\scriptstyle\sim$}}{x}}\vphantom{x}}_i\right)\mathclose{} = \pi_i
-    = \sigma\mathopen{}\left(\mathord{\smash[b]{\underset{\raise.3ex\hbox{$\scriptstyle\sim$}}{\beta}}\vphantom{\beta}} \cdot \mathord{\smash[b]{\underset{\raise.3ex\hbox{$\scriptstyle\sim$}}{x}}\vphantom{x}}_i\right)\mathclose{},
+    {\Pr\mathopen{}\left(Y_i= 1 \mid \mathord{\smash[b]{\underset{\raise.3ex\hbox{$\scriptstyle\sim$}}{x}}\vphantom{x}}_i\right)\mathclose{}} = \pi_i
+    = {\sigma\mathopen{}\left(\mathord{\smash[b]{\underset{\raise.3ex\hbox{$\scriptstyle\sim$}}{\beta}}\vphantom{\beta}} \cdot \mathord{\smash[b]{\underset{\raise.3ex\hbox{$\scriptstyle\sim$}}{x}}\vphantom{x}}_i\right)\mathclose{}},
     \qquad
-    \sigma\mathopen{}\left(u\right)\mathclose{} = \frac{1}{1 + e^{-u}},
+    {\sigma\mathopen{}\left(u\right)\mathclose{}} = \frac{1}{1 + e^{-u}},
      \qquad(1)$$</w:t>
       </w:r>
       <w:bookmarkEnd w:id="11"/>
@@ -1089,7 +1089,7 @@
       <w:bookmarkStart w:id="15" w:name="eq-deviance"/>
       <w:r>
         <w:t xml:space="preserve">$$
-    D\stackrel{\text{def}}{=}-2 \, \ell\mathopen{}\left(\hat{\mathord{\smash[b]{\underset{\raise.3ex\hbox{$\scriptstyle\sim$}}{\beta}}\vphantom{\beta}}}\right)\mathclose{}
+    D\stackrel{\text{def}}{=}-2 \, {\ell\mathopen{}\left(\hat{\mathord{\smash[b]{\underset{\raise.3ex\hbox{$\scriptstyle\sim$}}{\beta}}\vphantom{\beta}}}\right)\mathclose{}}
     = -2 \sum_{i=1}^n\mathopen{}\left\{y_i\ln \hat\pi_i + \mathopen{}\left(1 - y_i\right)\mathclose{} {\ln\mathopen{}\left(1 - \hat\pi_i\right)\mathclose{}}\right\}\mathclose{},
      \qquad(2)$$</w:t>
       </w:r>
@@ -1106,7 +1106,7 @@
         <w:t xml:space="preserve"> </w:t>
       </w:r>
       <w:r>
-        <w:t xml:space="preserve">$\hat\pi_i = \sigma\mathopen{}\left(\hat{\mathord{\smash[b]{\underset{\raise.3ex\hbox{$\scriptstyle\sim$}}{\beta}}\vphantom{\beta}}} \cdot \mathord{\smash[b]{\underset{\raise.3ex\hbox{$\scriptstyle\sim$}}{x}}\vphantom{x}}_i\right)\mathclose{}$</w:t>
+        <w:t xml:space="preserve">$\hat\pi_i = {\sigma\mathopen{}\left(\hat{\mathord{\smash[b]{\underset{\raise.3ex\hbox{$\scriptstyle\sim$}}{\beta}}\vphantom{\beta}}} \cdot \mathord{\smash[b]{\underset{\raise.3ex\hbox{$\scriptstyle\sim$}}{x}}\vphantom{x}}_i\right)\mathclose{}}$</w:t>
       </w:r>
       <w:r>
         <w:t xml:space="preserve"> </w:t>
@@ -4979,7 +4979,7 @@
       <w:bookmarkStart w:id="40" w:name="eq-saturated-model"/>
       <w:r>
         <w:t xml:space="preserve">$$
-    \Pr\mathopen{}\left(Y_i= 1 \mid \mathord{\smash[b]{\underset{\raise.3ex\hbox{$\scriptstyle\sim$}}{x}}\vphantom{x}}_i= \mathord{\smash[b]{\underset{\raise.3ex\hbox{$\scriptstyle\sim$}}{x}}\vphantom{x}}^{(k)}\right)\mathclose{} = \pi_k,
+    {\Pr\mathopen{}\left(Y_i= 1 \mid \mathord{\smash[b]{\underset{\raise.3ex\hbox{$\scriptstyle\sim$}}{x}}\vphantom{x}}_i= \mathord{\smash[b]{\underset{\raise.3ex\hbox{$\scriptstyle\sim$}}{x}}\vphantom{x}}^{(k)}\right)\mathclose{}} = \pi_k,
     \qquad k = 1, \dots, K,
      \qquad(4)$$</w:t>
       </w:r>
@@ -6645,7 +6645,7 @@
         <w:t xml:space="preserve"> </w:t>
       </w:r>
       <w:r>
-        <w:t xml:space="preserve">$\ell\mathopen{}\left(\hat{\mathord{\smash[b]{\underset{\raise.3ex\hbox{$\scriptstyle\sim$}}{\beta}}\vphantom{\beta}}}\right)\mathclose{}$</w:t>
+        <w:t xml:space="preserve">${\ell\mathopen{}\left(\hat{\mathord{\smash[b]{\underset{\raise.3ex\hbox{$\scriptstyle\sim$}}{\beta}}\vphantom{\beta}}}\right)\mathclose{}}$</w:t>
       </w:r>
       <w:r>
         <w:t xml:space="preserve"> </w:t>
@@ -6713,7 +6713,7 @@
       <w:bookmarkStart w:id="46" w:name="eq-saturated-deviance"/>
       <w:r>
         <w:t xml:space="preserve">$$
-    D_{\mathrm{sat}}= 2 \mathopen{}\left(\ell_{\mathrm{sat}}- \ell\mathopen{}\left(\hat{\mathord{\smash[b]{\underset{\raise.3ex\hbox{$\scriptstyle\sim$}}{\beta}}\vphantom{\beta}}}\right)\mathclose{}\right)\mathclose{}.
+    D_{\mathrm{sat}}= 2 \mathopen{}\left(\ell_{\mathrm{sat}}- {\ell\mathopen{}\left(\hat{\mathord{\smash[b]{\underset{\raise.3ex\hbox{$\scriptstyle\sim$}}{\beta}}\vphantom{\beta}}}\right)\mathclose{}}\right)\mathclose{}.
      \qquad(5)$$</w:t>
       </w:r>
       <w:bookmarkEnd w:id="46"/>
@@ -7304,7 +7304,7 @@
         <w:t xml:space="preserve"> </w:t>
       </w:r>
       <w:r>
-        <w:t xml:space="preserve">$\ell\mathopen{}\left(\hat{\mathord{\smash[b]{\underset{\raise.3ex\hbox{$\scriptstyle\sim$}}{\beta}}\vphantom{\beta}}}\right)\mathclose{} = \sum_{k=1}^{K}\mathopen{}\left\{s_k \ln \hat\pi_k + \mathopen{}\left(m_k - s_k\right)\mathclose{} {\ln\mathopen{}\left(1 - \hat\pi_k\right)\mathclose{}}\right\}\mathclose{}$</w:t>
+        <w:t xml:space="preserve">${\ell\mathopen{}\left(\hat{\mathord{\smash[b]{\underset{\raise.3ex\hbox{$\scriptstyle\sim$}}{\beta}}\vphantom{\beta}}}\right)\mathclose{}} = \sum_{k=1}^{K}\mathopen{}\left\{s_k \ln \hat\pi_k + \mathopen{}\left(m_k - s_k\right)\mathclose{} {\ln\mathopen{}\left(1 - \hat\pi_k\right)\mathclose{}}\right\}\mathclose{}$</w:t>
       </w:r>
       <w:r>
         <w:t xml:space="preserve">.</w:t>
@@ -8028,7 +8028,7 @@
         <w:t xml:space="preserve"> </w:t>
       </w:r>
       <w:r>
-        <w:t xml:space="preserve">$D= -2 \ell\mathopen{}\left(\hat{\mathord{\smash[b]{\underset{\raise.3ex\hbox{$\scriptstyle\sim$}}{\beta}}\vphantom{\beta}}}\right)\mathclose{}$</w:t>
+        <w:t xml:space="preserve">$D= -2 {\ell\mathopen{}\left(\hat{\mathord{\smash[b]{\underset{\raise.3ex\hbox{$\scriptstyle\sim$}}{\beta}}\vphantom{\beta}}}\right)\mathclose{}}$</w:t>
       </w:r>
       <w:r>
         <w:t xml:space="preserve">.</w:t>
@@ -8074,7 +8074,7 @@
         <w:t xml:space="preserve"> </w:t>
       </w:r>
       <w:r>
-        <w:t xml:space="preserve">$D_{\mathrm{sat}}= 2 \ell_{\mathrm{sat}}- 2 \ell\mathopen{}\left(\hat{\mathord{\smash[b]{\underset{\raise.3ex\hbox{$\scriptstyle\sim$}}{\beta}}\vphantom{\beta}}}\right)\mathclose{}$</w:t>
+        <w:t xml:space="preserve">$D_{\mathrm{sat}}= 2 \ell_{\mathrm{sat}}- 2 {\ell\mathopen{}\left(\hat{\mathord{\smash[b]{\underset{\raise.3ex\hbox{$\scriptstyle\sim$}}{\beta}}\vphantom{\beta}}}\right)\mathclose{}}$</w:t>
       </w:r>
       <w:r>
         <w:t xml:space="preserve">.</w:t>
@@ -8089,7 +8089,7 @@
         <w:t xml:space="preserve"> </w:t>
       </w:r>
       <w:r>
-        <w:t xml:space="preserve">$D= -2 \ell\mathopen{}\left(\hat{\mathord{\smash[b]{\underset{\raise.3ex\hbox{$\scriptstyle\sim$}}{\beta}}\vphantom{\beta}}}\right)\mathclose{}$</w:t>
+        <w:t xml:space="preserve">$D= -2 {\ell\mathopen{}\left(\hat{\mathord{\smash[b]{\underset{\raise.3ex\hbox{$\scriptstyle\sim$}}{\beta}}\vphantom{\beta}}}\right)\mathclose{}}$</w:t>
       </w:r>
       <w:r>
         <w:t xml:space="preserve"> </w:t>
